--- a/HR Documents/Commencement Form - INJAAZ.DOCX
+++ b/HR Documents/Commencement Form - INJAAZ.DOCX
@@ -2,190 +2,83 @@
 <file path=word/document.xml><?xml version="1.0" encoding="utf-8"?>
 <w:document xmlns:wpc="http://schemas.microsoft.com/office/word/2010/wordprocessingCanvas" xmlns:mc="http://schemas.openxmlformats.org/markup-compatibility/2006" xmlns:o="urn:schemas-microsoft-com:office:office" xmlns:r="http://schemas.openxmlformats.org/officeDocument/2006/relationships" xmlns:m="http://schemas.openxmlformats.org/officeDocument/2006/math" xmlns:v="urn:schemas-microsoft-com:vml" xmlns:wp14="http://schemas.microsoft.com/office/word/2010/wordprocessingDrawing" xmlns:wp="http://schemas.openxmlformats.org/drawingml/2006/wordprocessingDrawing" xmlns:w10="urn:schemas-microsoft-com:office:word" xmlns:w="http://schemas.openxmlformats.org/wordprocessingml/2006/main" xmlns:w14="http://schemas.microsoft.com/office/word/2010/wordml" xmlns:wpg="http://schemas.microsoft.com/office/word/2010/wordprocessingGroup" xmlns:wpi="http://schemas.microsoft.com/office/word/2010/wordprocessingInk" xmlns:wne="http://schemas.microsoft.com/office/word/2006/wordml" xmlns:wps="http://schemas.microsoft.com/office/word/2010/wordprocessingShape" mc:Ignorable="w14 wp14">
   <w:body>
-    <w:p>
-      <w:pPr>
-        <w:pStyle w:val="BodyText"/>
-        <w:rPr>
-          <w:rFonts w:ascii="Times New Roman"/>
-        </w:rPr>
-      </w:pPr>
-      <w:bookmarkStart w:id="0" w:name="_GoBack"/>
-      <w:bookmarkEnd w:id="0"/>
-      <w:r>
-        <w:rPr>
-          <w:noProof/>
-        </w:rPr>
-        <w:drawing>
-          <wp:anchor distT="0" distB="0" distL="114300" distR="114300" simplePos="0" relativeHeight="251659264" behindDoc="0" locked="0" layoutInCell="1" allowOverlap="1">
-            <wp:simplePos x="0" y="0"/>
-            <wp:positionH relativeFrom="column">
-              <wp:posOffset>2266315</wp:posOffset>
-            </wp:positionH>
-            <wp:positionV relativeFrom="paragraph">
-              <wp:posOffset>-97155</wp:posOffset>
-            </wp:positionV>
-            <wp:extent cx="788670" cy="648335"/>
-            <wp:effectExtent l="0" t="0" r="0" b="0"/>
-            <wp:wrapNone/>
-            <wp:docPr id="3" name="Picture 2"/>
-            <wp:cNvGraphicFramePr>
-              <a:graphicFrameLocks xmlns:a="http://schemas.openxmlformats.org/drawingml/2006/main" noChangeAspect="1"/>
-            </wp:cNvGraphicFramePr>
-            <a:graphic xmlns:a="http://schemas.openxmlformats.org/drawingml/2006/main">
-              <a:graphicData uri="http://schemas.openxmlformats.org/drawingml/2006/picture">
-                <pic:pic xmlns:pic="http://schemas.openxmlformats.org/drawingml/2006/picture">
-                  <pic:nvPicPr>
-                    <pic:cNvPr id="0" name="Picture 2"/>
-                    <pic:cNvPicPr>
-                      <a:picLocks noChangeAspect="1" noChangeArrowheads="1"/>
-                    </pic:cNvPicPr>
-                  </pic:nvPicPr>
-                  <pic:blipFill>
-                    <a:blip r:embed="rId8">
-                      <a:extLst>
-                        <a:ext uri="{28A0092B-C50C-407E-A947-70E740481C1C}">
-                          <a14:useLocalDpi xmlns:a14="http://schemas.microsoft.com/office/drawing/2010/main" val="0"/>
-                        </a:ext>
-                      </a:extLst>
-                    </a:blip>
-                    <a:srcRect/>
-                    <a:stretch>
-                      <a:fillRect/>
-                    </a:stretch>
-                  </pic:blipFill>
-                  <pic:spPr bwMode="auto">
-                    <a:xfrm>
-                      <a:off x="0" y="0"/>
-                      <a:ext cx="788670" cy="648335"/>
-                    </a:xfrm>
-                    <a:prstGeom prst="rect">
-                      <a:avLst/>
-                    </a:prstGeom>
-                    <a:noFill/>
-                    <a:ln>
-                      <a:noFill/>
-                    </a:ln>
-                  </pic:spPr>
-                </pic:pic>
-              </a:graphicData>
-            </a:graphic>
-            <wp14:sizeRelH relativeFrom="margin">
-              <wp14:pctWidth>0</wp14:pctWidth>
-            </wp14:sizeRelH>
-            <wp14:sizeRelV relativeFrom="margin">
-              <wp14:pctHeight>0</wp14:pctHeight>
-            </wp14:sizeRelV>
-          </wp:anchor>
-        </w:drawing>
-      </w:r>
-    </w:p>
-    <w:p>
-      <w:pPr>
-        <w:jc w:val="center"/>
-        <w:rPr>
-          <w:rFonts w:ascii="Times New Roman" w:hAnsi="Times New Roman"/>
-          <w:b/>
-          <w:sz w:val="24"/>
-          <w:szCs w:val="24"/>
-          <w:u w:val="single"/>
-        </w:rPr>
-      </w:pPr>
-    </w:p>
-    <w:p>
-      <w:pPr>
-        <w:rPr>
-          <w:rFonts w:ascii="Times New Roman" w:hAnsi="Times New Roman"/>
-          <w:b/>
-          <w:sz w:val="24"/>
-          <w:szCs w:val="24"/>
-          <w:u w:val="single"/>
-        </w:rPr>
-      </w:pPr>
-    </w:p>
-    <w:p>
-      <w:pPr>
-        <w:tabs>
-          <w:tab w:val="left" w:pos="3535"/>
-        </w:tabs>
-        <w:rPr>
-          <w:rFonts w:ascii="Times New Roman" w:hAnsi="Times New Roman"/>
-          <w:b/>
-          <w:sz w:val="24"/>
-          <w:szCs w:val="24"/>
-          <w:u w:val="single"/>
-        </w:rPr>
-      </w:pPr>
-      <w:r>
-        <w:rPr>
-          <w:rFonts w:ascii="Times New Roman" w:hAnsi="Times New Roman"/>
-          <w:b/>
-          <w:sz w:val="24"/>
-          <w:szCs w:val="24"/>
-        </w:rPr>
-        <w:t xml:space="preserve">                                                                </w:t>
-      </w:r>
-      <w:r>
-        <w:rPr>
-          <w:rFonts w:ascii="Times New Roman"/>
-          <w:color w:val="006666"/>
-        </w:rPr>
-        <w:t>INJAAZ</w:t>
-      </w:r>
-    </w:p>
-    <w:p>
-      <w:pPr>
-        <w:rPr>
-          <w:rFonts w:ascii="Times New Roman" w:hAnsi="Times New Roman"/>
-          <w:b/>
-          <w:sz w:val="24"/>
-          <w:szCs w:val="24"/>
-          <w:u w:val="single"/>
-        </w:rPr>
-      </w:pPr>
-    </w:p>
-    <w:p>
-      <w:pPr>
-        <w:rPr>
-          <w:rFonts w:ascii="Times New Roman" w:hAnsi="Times New Roman"/>
-          <w:b/>
-          <w:sz w:val="24"/>
-          <w:szCs w:val="24"/>
-          <w:u w:val="single"/>
-        </w:rPr>
-      </w:pPr>
-    </w:p>
-    <w:p>
-      <w:pPr>
-        <w:jc w:val="center"/>
-        <w:rPr>
-          <w:rFonts w:ascii="Times New Roman" w:hAnsi="Times New Roman"/>
-          <w:b/>
-          <w:sz w:val="24"/>
-          <w:szCs w:val="24"/>
-          <w:u w:val="single"/>
-        </w:rPr>
-      </w:pPr>
-      <w:r>
-        <w:rPr>
-          <w:rFonts w:ascii="Times New Roman" w:hAnsi="Times New Roman"/>
-          <w:b/>
-          <w:sz w:val="24"/>
-          <w:szCs w:val="24"/>
-          <w:u w:val="single"/>
-        </w:rPr>
-        <w:t>Commencement Form</w:t>
-      </w:r>
-      <w:r>
-        <w:rPr>
-          <w:rFonts w:ascii="Times New Roman" w:hAnsi="Times New Roman"/>
-          <w:b/>
-          <w:sz w:val="24"/>
-          <w:szCs w:val="24"/>
-          <w:u w:val="single"/>
-        </w:rPr>
-        <w:t xml:space="preserve">                                              </w:t>
-      </w:r>
-    </w:p>
+    <w:tbl>
+      <w:tblPr>
+        <w:tblW w:type="auto" w:w="0"/>
+        <w:tblLayout w:type="fixed"/>
+        <w:tblLook w:firstColumn="1" w:firstRow="1" w:lastColumn="0" w:lastRow="0" w:noHBand="0" w:noVBand="1" w:val="04A0"/>
+      </w:tblPr>
+      <w:tblGrid>
+        <w:gridCol w:w="4153"/>
+        <w:gridCol w:w="4153"/>
+      </w:tblGrid>
+      <w:tr>
+        <w:tc>
+          <w:tcPr>
+            <w:tcW w:type="dxa" w:w="3685"/>
+          </w:tcPr>
+          <w:p>
+            <w:pPr>
+              <w:keepLines/>
+              <w:jc w:val="left"/>
+            </w:pPr>
+            <w:r/>
+            <w:r>
+              <w:rPr>
+                <w:rFonts w:ascii="Calibri" w:hAnsi="Calibri"/>
+                <w:b/>
+                <w:sz w:val="32"/>
+              </w:rPr>
+              <w:t>Commencement Form</w:t>
+            </w:r>
+          </w:p>
+        </w:tc>
+        <w:tc>
+          <w:tcPr>
+            <w:tcW w:type="dxa" w:w="6236"/>
+          </w:tcPr>
+          <w:p>
+            <w:pPr>
+              <w:jc w:val="right"/>
+            </w:pPr>
+            <w:r>
+              <w:drawing>
+                <wp:inline xmlns:a="http://schemas.openxmlformats.org/drawingml/2006/main" xmlns:pic="http://schemas.openxmlformats.org/drawingml/2006/picture">
+                  <wp:extent cx="648000" cy="609405"/>
+                  <wp:docPr id="1" name="Picture 1"/>
+                  <wp:cNvGraphicFramePr>
+                    <a:graphicFrameLocks noChangeAspect="1"/>
+                  </wp:cNvGraphicFramePr>
+                  <a:graphic>
+                    <a:graphicData uri="http://schemas.openxmlformats.org/drawingml/2006/picture">
+                      <pic:pic>
+                        <pic:nvPicPr>
+                          <pic:cNvPr id="0" name="image.png"/>
+                          <pic:cNvPicPr/>
+                        </pic:nvPicPr>
+                        <pic:blipFill>
+                          <a:blip r:embed="rId12"/>
+                          <a:stretch>
+                            <a:fillRect/>
+                          </a:stretch>
+                        </pic:blipFill>
+                        <pic:spPr>
+                          <a:xfrm>
+                            <a:off x="0" y="0"/>
+                            <a:ext cx="648000" cy="609405"/>
+                          </a:xfrm>
+                          <a:prstGeom prst="rect"/>
+                        </pic:spPr>
+                      </pic:pic>
+                    </a:graphicData>
+                  </a:graphic>
+                </wp:inline>
+              </w:drawing>
+            </w:r>
+          </w:p>
+        </w:tc>
+      </w:tr>
+    </w:tbl>
     <w:p>
       <w:pPr>
         <w:jc w:val="both"/>
@@ -294,7 +187,11 @@
         </w:rPr>
         <w:t xml:space="preserve"> </w:t>
       </w:r>
-    </w:p>
+      <w:r>
+        <w:t xml:space="preserve"> {{ employee_name }}</w:t>
+      </w:r>
+    </w:p>
+    <w:p/>
     <w:p>
       <w:pPr>
         <w:pBdr>
@@ -338,7 +235,11 @@
         </w:rPr>
         <w:t xml:space="preserve">  </w:t>
       </w:r>
-    </w:p>
+      <w:r>
+        <w:t xml:space="preserve"> {{ position }}</w:t>
+      </w:r>
+    </w:p>
+    <w:p/>
     <w:p>
       <w:pPr>
         <w:pBdr>
@@ -381,7 +282,11 @@
         </w:rPr>
         <w:t xml:space="preserve"> </w:t>
       </w:r>
-    </w:p>
+      <w:r>
+        <w:t xml:space="preserve"> {{ contacts }}</w:t>
+      </w:r>
+    </w:p>
+    <w:p/>
     <w:p>
       <w:pPr>
         <w:pBdr>
@@ -413,7 +318,11 @@
         </w:rPr>
         <w:t xml:space="preserve">Department: </w:t>
       </w:r>
-    </w:p>
+      <w:r>
+        <w:t xml:space="preserve"> {{ department }}</w:t>
+      </w:r>
+    </w:p>
+    <w:p/>
     <w:p>
       <w:pPr>
         <w:pBdr>
@@ -445,7 +354,11 @@
         </w:rPr>
         <w:t xml:space="preserve">Organization: </w:t>
       </w:r>
-    </w:p>
+      <w:r>
+        <w:t xml:space="preserve"> {{ organization }}</w:t>
+      </w:r>
+    </w:p>
+    <w:p/>
     <w:p>
       <w:pPr>
         <w:pBdr>
@@ -486,7 +399,11 @@
         </w:rPr>
         <w:t xml:space="preserve"> </w:t>
       </w:r>
-    </w:p>
+      <w:r>
+        <w:t xml:space="preserve"> {{ date_of_joining }}</w:t>
+      </w:r>
+    </w:p>
+    <w:p/>
     <w:p>
       <w:pPr>
         <w:rPr>
@@ -549,7 +466,11 @@
         </w:rPr>
         <w:t xml:space="preserve"> </w:t>
       </w:r>
-    </w:p>
+      <w:r>
+        <w:t xml:space="preserve"> {{ bank_name }}</w:t>
+      </w:r>
+    </w:p>
+    <w:p/>
     <w:p>
       <w:pPr>
         <w:pBdr>
@@ -593,7 +514,11 @@
         </w:rPr>
         <w:t xml:space="preserve"> </w:t>
       </w:r>
-    </w:p>
+      <w:r>
+        <w:t xml:space="preserve"> {{ bank_branch }}</w:t>
+      </w:r>
+    </w:p>
+    <w:p/>
     <w:p>
       <w:pPr>
         <w:pBdr>
@@ -718,7 +643,11 @@
         </w:rPr>
         <w:tab/>
       </w:r>
-    </w:p>
+      <w:r>
+        <w:t xml:space="preserve"> {{ account_number }}</w:t>
+      </w:r>
+    </w:p>
+    <w:p/>
     <w:p>
       <w:pPr>
         <w:pBdr>
@@ -728,6 +657,9 @@
           <w:right w:val="single" w:sz="4" w:space="4" w:color="auto"/>
           <w:between w:val="single" w:sz="4" w:space="1" w:color="auto"/>
         </w:pBdr>
+        <w:tabs>
+          <w:tab w:pos="4680" w:val="center"/>
+        </w:tabs>
         <w:rPr>
           <w:rFonts w:ascii="Times New Roman" w:hAnsi="Times New Roman"/>
           <w:b/>
@@ -737,131 +669,17 @@
         </w:rPr>
       </w:pPr>
       <w:r>
-        <w:rPr>
-          <w:rFonts w:ascii="Times New Roman" w:hAnsi="Times New Roman"/>
-          <w:b/>
-          <w:sz w:val="24"/>
-          <w:szCs w:val="24"/>
-        </w:rPr>
-        <w:t xml:space="preserve"> </w:t>
-      </w:r>
-      <w:r>
-        <w:rPr>
-          <w:rFonts w:ascii="Times New Roman" w:hAnsi="Times New Roman"/>
-          <w:b/>
-          <w:sz w:val="24"/>
-          <w:szCs w:val="24"/>
-        </w:rPr>
-        <w:t>Employee’s Signature:</w:t>
-      </w:r>
-      <w:r>
-        <w:rPr>
-          <w:rFonts w:ascii="Times New Roman" w:hAnsi="Times New Roman"/>
-          <w:b/>
-          <w:sz w:val="24"/>
-          <w:szCs w:val="24"/>
-        </w:rPr>
+        <w:t>Employee's Signature:</w:t>
+      </w:r>
+      <w:r>
         <w:tab/>
       </w:r>
       <w:r>
-        <w:rPr>
-          <w:rFonts w:ascii="Times New Roman" w:hAnsi="Times New Roman"/>
-          <w:b/>
-          <w:sz w:val="24"/>
-          <w:szCs w:val="24"/>
-        </w:rPr>
-        <w:tab/>
-      </w:r>
-      <w:r>
-        <w:rPr>
-          <w:rFonts w:ascii="Times New Roman" w:hAnsi="Times New Roman"/>
-          <w:b/>
-          <w:color w:val="D9D9D9"/>
-          <w:sz w:val="24"/>
-          <w:szCs w:val="24"/>
-        </w:rPr>
-        <w:t xml:space="preserve">Sign </w:t>
-      </w:r>
-      <w:r>
-        <w:rPr>
-          <w:rFonts w:ascii="Times New Roman" w:hAnsi="Times New Roman"/>
-          <w:b/>
-          <w:color w:val="D9D9D9"/>
-          <w:sz w:val="24"/>
-          <w:szCs w:val="24"/>
-        </w:rPr>
-        <w:tab/>
-      </w:r>
-      <w:r>
-        <w:rPr>
-          <w:rFonts w:ascii="Times New Roman" w:hAnsi="Times New Roman"/>
-          <w:b/>
-          <w:color w:val="000000"/>
-          <w:sz w:val="24"/>
-          <w:szCs w:val="24"/>
-        </w:rPr>
-        <w:tab/>
-      </w:r>
-      <w:r>
-        <w:rPr>
-          <w:rFonts w:ascii="Times New Roman" w:hAnsi="Times New Roman"/>
-          <w:b/>
-          <w:color w:val="000000"/>
-          <w:sz w:val="24"/>
-          <w:szCs w:val="24"/>
-        </w:rPr>
-        <w:tab/>
-      </w:r>
-      <w:r>
-        <w:rPr>
-          <w:rFonts w:ascii="Times New Roman" w:hAnsi="Times New Roman"/>
-          <w:b/>
-          <w:color w:val="000000"/>
-          <w:sz w:val="24"/>
-          <w:szCs w:val="24"/>
-        </w:rPr>
-        <w:tab/>
-        <w:t>Date</w:t>
-      </w:r>
-      <w:r>
-        <w:rPr>
-          <w:rFonts w:ascii="Times New Roman" w:hAnsi="Times New Roman"/>
-          <w:b/>
-          <w:color w:val="000000"/>
-          <w:sz w:val="24"/>
-          <w:szCs w:val="24"/>
-        </w:rPr>
-        <w:t xml:space="preserve">: </w:t>
-      </w:r>
-      <w:r>
-        <w:rPr>
-          <w:rFonts w:ascii="Times New Roman" w:hAnsi="Times New Roman"/>
-          <w:b/>
-          <w:color w:val="000000"/>
-          <w:sz w:val="24"/>
-          <w:szCs w:val="24"/>
-        </w:rPr>
-        <w:tab/>
-      </w:r>
-      <w:r>
-        <w:rPr>
-          <w:rFonts w:ascii="Times New Roman" w:hAnsi="Times New Roman"/>
-          <w:b/>
-          <w:sz w:val="24"/>
-          <w:szCs w:val="24"/>
-        </w:rPr>
-        <w:tab/>
-      </w:r>
-      <w:r>
-        <w:rPr>
-          <w:rFonts w:ascii="Times New Roman" w:hAnsi="Times New Roman"/>
-          <w:b/>
-          <w:sz w:val="24"/>
-          <w:szCs w:val="24"/>
-        </w:rPr>
-        <w:tab/>
-      </w:r>
-    </w:p>
+        <w:t>{{ employee_signature }}    Date: {{ employee_sign_date }}</w:t>
+      </w:r>
+    </w:p>
+    <w:p/>
+    <w:p/>
     <w:p>
       <w:pPr>
         <w:rPr>
@@ -924,7 +742,11 @@
         </w:rPr>
         <w:t>Name:</w:t>
       </w:r>
-    </w:p>
+      <w:r>
+        <w:t xml:space="preserve"> {{ reporting_to_name }}</w:t>
+      </w:r>
+    </w:p>
+    <w:p/>
     <w:p>
       <w:pPr>
         <w:pBdr>
@@ -968,7 +790,11 @@
         </w:rPr>
         <w:t>:</w:t>
       </w:r>
-    </w:p>
+      <w:r>
+        <w:t xml:space="preserve"> {{ reporting_to_designation }}</w:t>
+      </w:r>
+    </w:p>
+    <w:p/>
     <w:p>
       <w:pPr>
         <w:pBdr>
@@ -1003,7 +829,11 @@
         </w:rPr>
         <w:tab/>
       </w:r>
-    </w:p>
+      <w:r>
+        <w:t xml:space="preserve"> {{ reporting_to_contact }}</w:t>
+      </w:r>
+    </w:p>
+    <w:p/>
     <w:p>
       <w:pPr>
         <w:pBdr>
@@ -1013,241 +843,28 @@
           <w:right w:val="single" w:sz="4" w:space="4" w:color="auto"/>
           <w:between w:val="single" w:sz="4" w:space="1" w:color="auto"/>
         </w:pBdr>
-        <w:rPr>
-          <w:rFonts w:ascii="Times New Roman" w:hAnsi="Times New Roman"/>
-          <w:b/>
-          <w:sz w:val="24"/>
-          <w:szCs w:val="24"/>
-        </w:rPr>
-      </w:pPr>
-      <w:r>
-        <w:rPr>
-          <w:rFonts w:ascii="Times New Roman" w:hAnsi="Times New Roman"/>
-          <w:b/>
-          <w:sz w:val="24"/>
-          <w:szCs w:val="24"/>
-        </w:rPr>
-        <w:t xml:space="preserve"> </w:t>
-      </w:r>
-      <w:r>
-        <w:rPr>
-          <w:rFonts w:ascii="Times New Roman" w:hAnsi="Times New Roman"/>
-          <w:b/>
-          <w:sz w:val="24"/>
-          <w:szCs w:val="24"/>
-        </w:rPr>
+        <w:tabs>
+          <w:tab w:pos="4680" w:val="center"/>
+        </w:tabs>
+        <w:rPr>
+          <w:rFonts w:ascii="Times New Roman" w:hAnsi="Times New Roman"/>
+          <w:b/>
+          <w:sz w:val="24"/>
+          <w:szCs w:val="24"/>
+        </w:rPr>
+      </w:pPr>
+      <w:r>
         <w:t>Signature:</w:t>
       </w:r>
       <w:r>
-        <w:rPr>
-          <w:rFonts w:ascii="Times New Roman" w:hAnsi="Times New Roman"/>
-          <w:b/>
-          <w:sz w:val="24"/>
-          <w:szCs w:val="24"/>
-        </w:rPr>
         <w:tab/>
       </w:r>
       <w:r>
-        <w:rPr>
-          <w:rFonts w:ascii="Times New Roman" w:hAnsi="Times New Roman"/>
-          <w:b/>
-          <w:sz w:val="24"/>
-          <w:szCs w:val="24"/>
-        </w:rPr>
-        <w:tab/>
-      </w:r>
-      <w:r>
-        <w:rPr>
-          <w:rFonts w:ascii="Times New Roman" w:hAnsi="Times New Roman"/>
-          <w:b/>
-          <w:sz w:val="24"/>
-          <w:szCs w:val="24"/>
-        </w:rPr>
-        <w:tab/>
-      </w:r>
-      <w:r>
-        <w:rPr>
-          <w:rFonts w:ascii="Times New Roman" w:hAnsi="Times New Roman"/>
-          <w:b/>
-          <w:sz w:val="24"/>
-          <w:szCs w:val="24"/>
-        </w:rPr>
-        <w:tab/>
-      </w:r>
-      <w:r>
-        <w:rPr>
-          <w:rFonts w:ascii="Times New Roman" w:hAnsi="Times New Roman"/>
-          <w:b/>
-          <w:color w:val="D9D9D9"/>
-          <w:sz w:val="24"/>
-          <w:szCs w:val="24"/>
-        </w:rPr>
-        <w:t>Sign</w:t>
-      </w:r>
-      <w:r>
-        <w:rPr>
-          <w:rFonts w:ascii="Times New Roman" w:hAnsi="Times New Roman"/>
-          <w:b/>
-          <w:sz w:val="24"/>
-          <w:szCs w:val="24"/>
-        </w:rPr>
-        <w:tab/>
-      </w:r>
-      <w:r>
-        <w:rPr>
-          <w:rFonts w:ascii="Times New Roman" w:hAnsi="Times New Roman"/>
-          <w:b/>
-          <w:sz w:val="24"/>
-          <w:szCs w:val="24"/>
-        </w:rPr>
-        <w:tab/>
-      </w:r>
-      <w:r>
-        <w:rPr>
-          <w:rFonts w:ascii="Times New Roman" w:hAnsi="Times New Roman"/>
-          <w:b/>
-          <w:sz w:val="24"/>
-          <w:szCs w:val="24"/>
-        </w:rPr>
-        <w:tab/>
-      </w:r>
-      <w:r>
-        <w:rPr>
-          <w:rFonts w:ascii="Times New Roman" w:hAnsi="Times New Roman"/>
-          <w:b/>
-          <w:sz w:val="24"/>
-          <w:szCs w:val="24"/>
-        </w:rPr>
-        <w:tab/>
-      </w:r>
-      <w:r>
-        <w:rPr>
-          <w:rFonts w:ascii="Times New Roman" w:hAnsi="Times New Roman"/>
-          <w:b/>
-          <w:color w:val="000000"/>
-          <w:sz w:val="24"/>
-          <w:szCs w:val="24"/>
-        </w:rPr>
-        <w:t>Date:</w:t>
-      </w:r>
-      <w:r>
-        <w:rPr>
-          <w:rFonts w:ascii="Times New Roman" w:hAnsi="Times New Roman"/>
-          <w:b/>
-          <w:sz w:val="24"/>
-          <w:szCs w:val="24"/>
-        </w:rPr>
-        <w:tab/>
-      </w:r>
-      <w:r>
-        <w:rPr>
-          <w:rFonts w:ascii="Times New Roman" w:hAnsi="Times New Roman"/>
-          <w:b/>
-          <w:sz w:val="24"/>
-          <w:szCs w:val="24"/>
-        </w:rPr>
-        <w:tab/>
-      </w:r>
-      <w:r>
-        <w:rPr>
-          <w:rFonts w:ascii="Times New Roman" w:hAnsi="Times New Roman"/>
-          <w:b/>
-          <w:sz w:val="24"/>
-          <w:szCs w:val="24"/>
-        </w:rPr>
-        <w:tab/>
-      </w:r>
-      <w:r>
-        <w:rPr>
-          <w:rFonts w:ascii="Times New Roman" w:hAnsi="Times New Roman"/>
-          <w:b/>
-          <w:sz w:val="24"/>
-          <w:szCs w:val="24"/>
-        </w:rPr>
-        <w:tab/>
-      </w:r>
-      <w:r>
-        <w:rPr>
-          <w:rFonts w:ascii="Times New Roman" w:hAnsi="Times New Roman"/>
-          <w:b/>
-          <w:sz w:val="24"/>
-          <w:szCs w:val="24"/>
-        </w:rPr>
-        <w:tab/>
-      </w:r>
-      <w:r>
-        <w:rPr>
-          <w:rFonts w:ascii="Times New Roman" w:hAnsi="Times New Roman"/>
-          <w:b/>
-          <w:sz w:val="24"/>
-          <w:szCs w:val="24"/>
-        </w:rPr>
-        <w:tab/>
-      </w:r>
-      <w:r>
-        <w:rPr>
-          <w:rFonts w:ascii="Times New Roman" w:hAnsi="Times New Roman"/>
-          <w:b/>
-          <w:sz w:val="24"/>
-          <w:szCs w:val="24"/>
-        </w:rPr>
-        <w:tab/>
-      </w:r>
-      <w:r>
-        <w:rPr>
-          <w:rFonts w:ascii="Times New Roman" w:hAnsi="Times New Roman"/>
-          <w:b/>
-          <w:sz w:val="24"/>
-          <w:szCs w:val="24"/>
-        </w:rPr>
-        <w:tab/>
-      </w:r>
-      <w:r>
-        <w:rPr>
-          <w:rFonts w:ascii="Times New Roman" w:hAnsi="Times New Roman"/>
-          <w:b/>
-          <w:sz w:val="24"/>
-          <w:szCs w:val="24"/>
-        </w:rPr>
-        <w:tab/>
-      </w:r>
-      <w:r>
-        <w:rPr>
-          <w:rFonts w:ascii="Times New Roman" w:hAnsi="Times New Roman"/>
-          <w:b/>
-          <w:sz w:val="24"/>
-          <w:szCs w:val="24"/>
-        </w:rPr>
-        <w:tab/>
-      </w:r>
-      <w:r>
-        <w:rPr>
-          <w:rFonts w:ascii="Times New Roman" w:hAnsi="Times New Roman"/>
-          <w:b/>
-          <w:sz w:val="24"/>
-          <w:szCs w:val="24"/>
-        </w:rPr>
-        <w:tab/>
-      </w:r>
-      <w:r>
-        <w:rPr>
-          <w:rFonts w:ascii="Times New Roman" w:hAnsi="Times New Roman"/>
-          <w:b/>
-          <w:sz w:val="24"/>
-          <w:szCs w:val="24"/>
-        </w:rPr>
-        <w:tab/>
-      </w:r>
-      <w:r>
-        <w:rPr>
-          <w:rFonts w:ascii="Times New Roman" w:hAnsi="Times New Roman"/>
-          <w:b/>
-          <w:sz w:val="24"/>
-          <w:szCs w:val="24"/>
-        </w:rPr>
-        <w:tab/>
-      </w:r>
-    </w:p>
+        <w:t>{{ reporting_to_signature }}    Date: {{ reporting_sign_date }}</w:t>
+      </w:r>
+    </w:p>
+    <w:p/>
+    <w:p/>
     <w:p>
       <w:pPr>
         <w:jc w:val="both"/>

--- a/HR Documents/Commencement Form - INJAAZ.DOCX
+++ b/HR Documents/Commencement Form - INJAAZ.DOCX
@@ -13,13 +13,21 @@
         <w:gridCol w:w="4153"/>
       </w:tblGrid>
       <w:tr>
+        <w:trPr>
+          <w:trHeight w:val="240" w:hRule="atLeast"/>
+        </w:trPr>
         <w:tc>
           <w:tcPr>
-            <w:tcW w:type="dxa" w:w="3685"/>
+            <w:tcW w:type="dxa" w:w="7654"/>
+            <w:tcMar>
+              <w:top w:w="60" w:type="dxa"/>
+              <w:bottom w:w="0" w:type="dxa"/>
+            </w:tcMar>
           </w:tcPr>
           <w:p>
             <w:pPr>
               <w:keepLines/>
+              <w:spacing w:after="0"/>
               <w:jc w:val="left"/>
             </w:pPr>
             <w:r/>
@@ -27,18 +35,36 @@
               <w:rPr>
                 <w:rFonts w:ascii="Calibri" w:hAnsi="Calibri"/>
                 <w:b/>
-                <w:sz w:val="32"/>
+                <w:sz w:val="28"/>
               </w:rPr>
               <w:t>Commencement Form</w:t>
+            </w:r>
+          </w:p>
+          <w:p>
+            <w:pPr>
+              <w:spacing w:before="0" w:after="240"/>
+              <w:jc w:val="left"/>
+            </w:pPr>
+            <w:r>
+              <w:rPr>
+                <w:rFonts w:ascii="Calibri" w:hAnsi="Calibri"/>
+                <w:sz w:val="22"/>
+              </w:rPr>
+              <w:t>To complete the administrative aspect of your Employment please complete this form within 5 days of joining and fax it back to AH or email it to joana@ajmanholding.ae</w:t>
             </w:r>
           </w:p>
         </w:tc>
         <w:tc>
           <w:tcPr>
-            <w:tcW w:type="dxa" w:w="6236"/>
+            <w:tcW w:type="dxa" w:w="1984"/>
+            <w:tcMar>
+              <w:top w:w="60" w:type="dxa"/>
+              <w:bottom w:w="0" w:type="dxa"/>
+            </w:tcMar>
           </w:tcPr>
           <w:p>
             <w:pPr>
+              <w:spacing w:after="0"/>
               <w:jc w:val="right"/>
             </w:pPr>
             <w:r>
@@ -81,6 +107,7 @@
     </w:tbl>
     <w:p>
       <w:pPr>
+        <w:spacing w:before="0" w:after="0" w:line="240" w:lineRule="auto"/>
         <w:jc w:val="both"/>
         <w:rPr>
           <w:rFonts w:ascii="Times New Roman" w:hAnsi="Times New Roman"/>
@@ -93,6 +120,7 @@
     </w:p>
     <w:p>
       <w:pPr>
+        <w:spacing w:before="0" w:after="0" w:line="240" w:lineRule="auto"/>
         <w:jc w:val="both"/>
         <w:rPr>
           <w:rFonts w:ascii="Times New Roman" w:hAnsi="Times New Roman"/>
@@ -125,6 +153,7 @@
     </w:p>
     <w:p>
       <w:pPr>
+        <w:spacing w:before="0" w:after="0" w:line="240" w:lineRule="auto"/>
         <w:jc w:val="both"/>
         <w:rPr>
           <w:rFonts w:ascii="Times New Roman" w:hAnsi="Times New Roman"/>
@@ -152,6 +181,7 @@
           <w:right w:val="single" w:sz="4" w:space="4" w:color="auto"/>
           <w:between w:val="single" w:sz="4" w:space="1" w:color="auto"/>
         </w:pBdr>
+        <w:spacing w:before="0" w:after="0" w:line="240" w:lineRule="auto"/>
         <w:rPr>
           <w:rFonts w:ascii="Tahoma" w:hAnsi="Tahoma" w:cs="Tahoma"/>
           <w:b/>
@@ -191,7 +221,11 @@
         <w:t xml:space="preserve"> {{ employee_name }}</w:t>
       </w:r>
     </w:p>
-    <w:p/>
+    <w:p>
+      <w:pPr>
+        <w:spacing w:before="0" w:after="0" w:line="240" w:lineRule="auto"/>
+      </w:pPr>
+    </w:p>
     <w:p>
       <w:pPr>
         <w:pBdr>

--- a/HR Documents/Commencement Form - INJAAZ.DOCX
+++ b/HR Documents/Commencement Form - INJAAZ.DOCX
@@ -35,7 +35,7 @@
               <w:rPr>
                 <w:rFonts w:ascii="Calibri" w:hAnsi="Calibri"/>
                 <w:b/>
-                <w:sz w:val="28"/>
+                <w:sz w:val="40"/>
               </w:rPr>
               <w:t>Commencement Form</w:t>
             </w:r>
@@ -48,7 +48,7 @@
             <w:r>
               <w:rPr>
                 <w:rFonts w:ascii="Calibri" w:hAnsi="Calibri"/>
-                <w:sz w:val="22"/>
+                <w:sz w:val="18"/>
               </w:rPr>
               <w:t>To complete the administrative aspect of your Employment please complete this form within 5 days of joining and fax it back to AH or email it to joana@ajmanholding.ae</w:t>
             </w:r>

--- a/HR Documents/Commencement Form - INJAAZ.DOCX
+++ b/HR Documents/Commencement Form - INJAAZ.DOCX
@@ -2,112 +2,192 @@
 <file path=word/document.xml><?xml version="1.0" encoding="utf-8"?>
 <w:document xmlns:wpc="http://schemas.microsoft.com/office/word/2010/wordprocessingCanvas" xmlns:mc="http://schemas.openxmlformats.org/markup-compatibility/2006" xmlns:o="urn:schemas-microsoft-com:office:office" xmlns:r="http://schemas.openxmlformats.org/officeDocument/2006/relationships" xmlns:m="http://schemas.openxmlformats.org/officeDocument/2006/math" xmlns:v="urn:schemas-microsoft-com:vml" xmlns:wp14="http://schemas.microsoft.com/office/word/2010/wordprocessingDrawing" xmlns:wp="http://schemas.openxmlformats.org/drawingml/2006/wordprocessingDrawing" xmlns:w10="urn:schemas-microsoft-com:office:word" xmlns:w="http://schemas.openxmlformats.org/wordprocessingml/2006/main" xmlns:w14="http://schemas.microsoft.com/office/word/2010/wordml" xmlns:wpg="http://schemas.microsoft.com/office/word/2010/wordprocessingGroup" xmlns:wpi="http://schemas.microsoft.com/office/word/2010/wordprocessingInk" xmlns:wne="http://schemas.microsoft.com/office/word/2006/wordml" xmlns:wps="http://schemas.microsoft.com/office/word/2010/wordprocessingShape" mc:Ignorable="w14 wp14">
   <w:body>
-    <w:tbl>
-      <w:tblPr>
-        <w:tblW w:type="auto" w:w="0"/>
-        <w:tblLayout w:type="fixed"/>
-        <w:tblLook w:firstColumn="1" w:firstRow="1" w:lastColumn="0" w:lastRow="0" w:noHBand="0" w:noVBand="1" w:val="04A0"/>
-      </w:tblPr>
-      <w:tblGrid>
-        <w:gridCol w:w="4153"/>
-        <w:gridCol w:w="4153"/>
-      </w:tblGrid>
-      <w:tr>
-        <w:trPr>
-          <w:trHeight w:val="240" w:hRule="atLeast"/>
-        </w:trPr>
-        <w:tc>
-          <w:tcPr>
-            <w:tcW w:type="dxa" w:w="7654"/>
-            <w:tcMar>
-              <w:top w:w="60" w:type="dxa"/>
-              <w:bottom w:w="0" w:type="dxa"/>
-            </w:tcMar>
-          </w:tcPr>
-          <w:p>
-            <w:pPr>
-              <w:keepLines/>
-              <w:spacing w:after="0"/>
-              <w:jc w:val="left"/>
-            </w:pPr>
-            <w:r/>
-            <w:r>
-              <w:rPr>
-                <w:rFonts w:ascii="Calibri" w:hAnsi="Calibri"/>
-                <w:b/>
-                <w:sz w:val="40"/>
-              </w:rPr>
-              <w:t>Commencement Form</w:t>
-            </w:r>
-          </w:p>
-          <w:p>
-            <w:pPr>
-              <w:spacing w:before="0" w:after="240"/>
-              <w:jc w:val="left"/>
-            </w:pPr>
-            <w:r>
-              <w:rPr>
-                <w:rFonts w:ascii="Calibri" w:hAnsi="Calibri"/>
-                <w:sz w:val="18"/>
-              </w:rPr>
-              <w:t>To complete the administrative aspect of your Employment please complete this form within 5 days of joining and fax it back to AH or email it to joana@ajmanholding.ae</w:t>
-            </w:r>
-          </w:p>
-        </w:tc>
-        <w:tc>
-          <w:tcPr>
-            <w:tcW w:type="dxa" w:w="1984"/>
-            <w:tcMar>
-              <w:top w:w="60" w:type="dxa"/>
-              <w:bottom w:w="0" w:type="dxa"/>
-            </w:tcMar>
-          </w:tcPr>
-          <w:p>
-            <w:pPr>
-              <w:spacing w:after="0"/>
-              <w:jc w:val="right"/>
-            </w:pPr>
-            <w:r>
-              <w:drawing>
-                <wp:inline xmlns:a="http://schemas.openxmlformats.org/drawingml/2006/main" xmlns:pic="http://schemas.openxmlformats.org/drawingml/2006/picture">
-                  <wp:extent cx="648000" cy="609405"/>
-                  <wp:docPr id="1" name="Picture 1"/>
-                  <wp:cNvGraphicFramePr>
-                    <a:graphicFrameLocks noChangeAspect="1"/>
-                  </wp:cNvGraphicFramePr>
-                  <a:graphic>
-                    <a:graphicData uri="http://schemas.openxmlformats.org/drawingml/2006/picture">
-                      <pic:pic>
-                        <pic:nvPicPr>
-                          <pic:cNvPr id="0" name="image.png"/>
-                          <pic:cNvPicPr/>
-                        </pic:nvPicPr>
-                        <pic:blipFill>
-                          <a:blip r:embed="rId12"/>
-                          <a:stretch>
-                            <a:fillRect/>
-                          </a:stretch>
-                        </pic:blipFill>
-                        <pic:spPr>
-                          <a:xfrm>
-                            <a:off x="0" y="0"/>
-                            <a:ext cx="648000" cy="609405"/>
-                          </a:xfrm>
-                          <a:prstGeom prst="rect"/>
-                        </pic:spPr>
-                      </pic:pic>
-                    </a:graphicData>
-                  </a:graphic>
-                </wp:inline>
-              </w:drawing>
-            </w:r>
-          </w:p>
-        </w:tc>
-      </w:tr>
-    </w:tbl>
-    <w:p>
-      <w:pPr>
-        <w:spacing w:before="0" w:after="0" w:line="240" w:lineRule="auto"/>
+    <w:p>
+      <w:pPr>
+        <w:pStyle w:val="BodyText"/>
+        <w:rPr>
+          <w:rFonts w:ascii="Times New Roman"/>
+        </w:rPr>
+      </w:pPr>
+      <w:bookmarkStart w:id="0" w:name="_GoBack"/>
+      <w:bookmarkEnd w:id="0"/>
+      <w:r>
+        <w:rPr>
+          <w:noProof/>
+        </w:rPr>
+        <w:drawing>
+          <wp:anchor distT="0" distB="0" distL="114300" distR="114300" simplePos="0" relativeHeight="251659264" behindDoc="0" locked="0" layoutInCell="1" allowOverlap="1">
+            <wp:simplePos x="0" y="0"/>
+            <wp:positionH relativeFrom="column">
+              <wp:posOffset>2266315</wp:posOffset>
+            </wp:positionH>
+            <wp:positionV relativeFrom="paragraph">
+              <wp:posOffset>-97155</wp:posOffset>
+            </wp:positionV>
+            <wp:extent cx="788670" cy="648335"/>
+            <wp:effectExtent l="0" t="0" r="0" b="0"/>
+            <wp:wrapNone/>
+            <wp:docPr id="3" name="Picture 2"/>
+            <wp:cNvGraphicFramePr>
+              <a:graphicFrameLocks xmlns:a="http://schemas.openxmlformats.org/drawingml/2006/main" noChangeAspect="1"/>
+            </wp:cNvGraphicFramePr>
+            <a:graphic xmlns:a="http://schemas.openxmlformats.org/drawingml/2006/main">
+              <a:graphicData uri="http://schemas.openxmlformats.org/drawingml/2006/picture">
+                <pic:pic xmlns:pic="http://schemas.openxmlformats.org/drawingml/2006/picture">
+                  <pic:nvPicPr>
+                    <pic:cNvPr id="0" name="Picture 2"/>
+                    <pic:cNvPicPr>
+                      <a:picLocks noChangeAspect="1" noChangeArrowheads="1"/>
+                    </pic:cNvPicPr>
+                  </pic:nvPicPr>
+                  <pic:blipFill>
+                    <a:blip r:embed="rId8">
+                      <a:extLst>
+                        <a:ext uri="{28A0092B-C50C-407E-A947-70E740481C1C}">
+                          <a14:useLocalDpi xmlns:a14="http://schemas.microsoft.com/office/drawing/2010/main" val="0"/>
+                        </a:ext>
+                      </a:extLst>
+                    </a:blip>
+                    <a:srcRect/>
+                    <a:stretch>
+                      <a:fillRect/>
+                    </a:stretch>
+                  </pic:blipFill>
+                  <pic:spPr bwMode="auto">
+                    <a:xfrm>
+                      <a:off x="0" y="0"/>
+                      <a:ext cx="788670" cy="648335"/>
+                    </a:xfrm>
+                    <a:prstGeom prst="rect">
+                      <a:avLst/>
+                    </a:prstGeom>
+                    <a:noFill/>
+                    <a:ln>
+                      <a:noFill/>
+                    </a:ln>
+                  </pic:spPr>
+                </pic:pic>
+              </a:graphicData>
+            </a:graphic>
+            <wp14:sizeRelH relativeFrom="margin">
+              <wp14:pctWidth>0</wp14:pctWidth>
+            </wp14:sizeRelH>
+            <wp14:sizeRelV relativeFrom="margin">
+              <wp14:pctHeight>0</wp14:pctHeight>
+            </wp14:sizeRelV>
+          </wp:anchor>
+        </w:drawing>
+      </w:r>
+    </w:p>
+    <w:p>
+      <w:pPr>
+        <w:jc w:val="center"/>
+        <w:rPr>
+          <w:rFonts w:ascii="Times New Roman" w:hAnsi="Times New Roman"/>
+          <w:b/>
+          <w:sz w:val="24"/>
+          <w:szCs w:val="24"/>
+          <w:u w:val="single"/>
+        </w:rPr>
+      </w:pPr>
+    </w:p>
+    <w:p>
+      <w:pPr>
+        <w:rPr>
+          <w:rFonts w:ascii="Times New Roman" w:hAnsi="Times New Roman"/>
+          <w:b/>
+          <w:sz w:val="24"/>
+          <w:szCs w:val="24"/>
+          <w:u w:val="single"/>
+        </w:rPr>
+      </w:pPr>
+    </w:p>
+    <w:p>
+      <w:pPr>
+        <w:tabs>
+          <w:tab w:val="left" w:pos="3535"/>
+        </w:tabs>
+        <w:rPr>
+          <w:rFonts w:ascii="Times New Roman" w:hAnsi="Times New Roman"/>
+          <w:b/>
+          <w:sz w:val="24"/>
+          <w:szCs w:val="24"/>
+          <w:u w:val="single"/>
+        </w:rPr>
+      </w:pPr>
+      <w:r>
+        <w:rPr>
+          <w:rFonts w:ascii="Times New Roman" w:hAnsi="Times New Roman"/>
+          <w:b/>
+          <w:sz w:val="24"/>
+          <w:szCs w:val="24"/>
+        </w:rPr>
+        <w:t xml:space="preserve">                                                                </w:t>
+      </w:r>
+      <w:r>
+        <w:rPr>
+          <w:rFonts w:ascii="Times New Roman"/>
+          <w:color w:val="006666"/>
+        </w:rPr>
+        <w:t>INJAAZ</w:t>
+      </w:r>
+    </w:p>
+    <w:p>
+      <w:pPr>
+        <w:rPr>
+          <w:rFonts w:ascii="Times New Roman" w:hAnsi="Times New Roman"/>
+          <w:b/>
+          <w:sz w:val="24"/>
+          <w:szCs w:val="24"/>
+          <w:u w:val="single"/>
+        </w:rPr>
+      </w:pPr>
+    </w:p>
+    <w:p>
+      <w:pPr>
+        <w:rPr>
+          <w:rFonts w:ascii="Times New Roman" w:hAnsi="Times New Roman"/>
+          <w:b/>
+          <w:sz w:val="24"/>
+          <w:szCs w:val="24"/>
+          <w:u w:val="single"/>
+        </w:rPr>
+      </w:pPr>
+    </w:p>
+    <w:p>
+      <w:pPr>
+        <w:jc w:val="center"/>
+        <w:rPr>
+          <w:rFonts w:ascii="Times New Roman" w:hAnsi="Times New Roman"/>
+          <w:b/>
+          <w:sz w:val="24"/>
+          <w:szCs w:val="24"/>
+          <w:u w:val="single"/>
+        </w:rPr>
+      </w:pPr>
+      <w:r>
+        <w:rPr>
+          <w:rFonts w:ascii="Times New Roman" w:hAnsi="Times New Roman"/>
+          <w:b/>
+          <w:sz w:val="24"/>
+          <w:szCs w:val="24"/>
+          <w:u w:val="single"/>
+        </w:rPr>
+        <w:t>Commencement Form</w:t>
+      </w:r>
+      <w:r>
+        <w:rPr>
+          <w:rFonts w:ascii="Times New Roman" w:hAnsi="Times New Roman"/>
+          <w:b/>
+          <w:sz w:val="24"/>
+          <w:szCs w:val="24"/>
+          <w:u w:val="single"/>
+        </w:rPr>
+        <w:t xml:space="preserve">                                              </w:t>
+      </w:r>
+    </w:p>
+    <w:p>
+      <w:pPr>
         <w:jc w:val="both"/>
         <w:rPr>
           <w:rFonts w:ascii="Times New Roman" w:hAnsi="Times New Roman"/>
@@ -120,7 +200,6 @@
     </w:p>
     <w:p>
       <w:pPr>
-        <w:spacing w:before="0" w:after="0" w:line="240" w:lineRule="auto"/>
         <w:jc w:val="both"/>
         <w:rPr>
           <w:rFonts w:ascii="Times New Roman" w:hAnsi="Times New Roman"/>
@@ -153,7 +232,6 @@
     </w:p>
     <w:p>
       <w:pPr>
-        <w:spacing w:before="0" w:after="0" w:line="240" w:lineRule="auto"/>
         <w:jc w:val="both"/>
         <w:rPr>
           <w:rFonts w:ascii="Times New Roman" w:hAnsi="Times New Roman"/>
@@ -181,7 +259,6 @@
           <w:right w:val="single" w:sz="4" w:space="4" w:color="auto"/>
           <w:between w:val="single" w:sz="4" w:space="1" w:color="auto"/>
         </w:pBdr>
-        <w:spacing w:before="0" w:after="0" w:line="240" w:lineRule="auto"/>
         <w:rPr>
           <w:rFonts w:ascii="Tahoma" w:hAnsi="Tahoma" w:cs="Tahoma"/>
           <w:b/>
@@ -217,14 +294,11 @@
         </w:rPr>
         <w:t xml:space="preserve"> </w:t>
       </w:r>
-      <w:r>
-        <w:t xml:space="preserve"> {{ employee_name }}</w:t>
-      </w:r>
-    </w:p>
-    <w:p>
-      <w:pPr>
-        <w:spacing w:before="0" w:after="0" w:line="240" w:lineRule="auto"/>
-      </w:pPr>
+    </w:p>
+    <w:p>
+      <w:r>
+        <w:t>{{ employee_name }}</w:t>
+      </w:r>
     </w:p>
     <w:p>
       <w:pPr>
@@ -269,11 +343,12 @@
         </w:rPr>
         <w:t xml:space="preserve">  </w:t>
       </w:r>
-      <w:r>
-        <w:t xml:space="preserve"> {{ position }}</w:t>
-      </w:r>
-    </w:p>
-    <w:p/>
+    </w:p>
+    <w:p>
+      <w:r>
+        <w:t>{{ position }}</w:t>
+      </w:r>
+    </w:p>
     <w:p>
       <w:pPr>
         <w:pBdr>
@@ -316,11 +391,12 @@
         </w:rPr>
         <w:t xml:space="preserve"> </w:t>
       </w:r>
-      <w:r>
-        <w:t xml:space="preserve"> {{ contacts }}</w:t>
-      </w:r>
-    </w:p>
-    <w:p/>
+    </w:p>
+    <w:p>
+      <w:r>
+        <w:t>{{ contacts }}</w:t>
+      </w:r>
+    </w:p>
     <w:p>
       <w:pPr>
         <w:pBdr>
@@ -352,11 +428,12 @@
         </w:rPr>
         <w:t xml:space="preserve">Department: </w:t>
       </w:r>
-      <w:r>
-        <w:t xml:space="preserve"> {{ department }}</w:t>
-      </w:r>
-    </w:p>
-    <w:p/>
+    </w:p>
+    <w:p>
+      <w:r>
+        <w:t>{{ department }}</w:t>
+      </w:r>
+    </w:p>
     <w:p>
       <w:pPr>
         <w:pBdr>
@@ -388,11 +465,12 @@
         </w:rPr>
         <w:t xml:space="preserve">Organization: </w:t>
       </w:r>
-      <w:r>
-        <w:t xml:space="preserve"> {{ organization }}</w:t>
-      </w:r>
-    </w:p>
-    <w:p/>
+    </w:p>
+    <w:p>
+      <w:r>
+        <w:t>{{ organization }}</w:t>
+      </w:r>
+    </w:p>
     <w:p>
       <w:pPr>
         <w:pBdr>
@@ -433,11 +511,12 @@
         </w:rPr>
         <w:t xml:space="preserve"> </w:t>
       </w:r>
-      <w:r>
-        <w:t xml:space="preserve"> {{ date_of_joining }}</w:t>
-      </w:r>
-    </w:p>
-    <w:p/>
+    </w:p>
+    <w:p>
+      <w:r>
+        <w:t>{{ date_of_joining }}</w:t>
+      </w:r>
+    </w:p>
     <w:p>
       <w:pPr>
         <w:rPr>
@@ -500,11 +579,12 @@
         </w:rPr>
         <w:t xml:space="preserve"> </w:t>
       </w:r>
-      <w:r>
-        <w:t xml:space="preserve"> {{ bank_name }}</w:t>
-      </w:r>
-    </w:p>
-    <w:p/>
+    </w:p>
+    <w:p>
+      <w:r>
+        <w:t>{{ bank_name }}</w:t>
+      </w:r>
+    </w:p>
     <w:p>
       <w:pPr>
         <w:pBdr>
@@ -548,11 +628,12 @@
         </w:rPr>
         <w:t xml:space="preserve"> </w:t>
       </w:r>
-      <w:r>
-        <w:t xml:space="preserve"> {{ bank_branch }}</w:t>
-      </w:r>
-    </w:p>
-    <w:p/>
+    </w:p>
+    <w:p>
+      <w:r>
+        <w:t>{{ bank_branch }}</w:t>
+      </w:r>
+    </w:p>
     <w:p>
       <w:pPr>
         <w:pBdr>
@@ -677,11 +758,12 @@
         </w:rPr>
         <w:tab/>
       </w:r>
-      <w:r>
-        <w:t xml:space="preserve"> {{ account_number }}</w:t>
-      </w:r>
-    </w:p>
-    <w:p/>
+    </w:p>
+    <w:p>
+      <w:r>
+        <w:t>{{ account_number }}</w:t>
+      </w:r>
+    </w:p>
     <w:p>
       <w:pPr>
         <w:pBdr>
@@ -691,9 +773,6 @@
           <w:right w:val="single" w:sz="4" w:space="4" w:color="auto"/>
           <w:between w:val="single" w:sz="4" w:space="1" w:color="auto"/>
         </w:pBdr>
-        <w:tabs>
-          <w:tab w:pos="4680" w:val="center"/>
-        </w:tabs>
         <w:rPr>
           <w:rFonts w:ascii="Times New Roman" w:hAnsi="Times New Roman"/>
           <w:b/>
@@ -703,17 +782,141 @@
         </w:rPr>
       </w:pPr>
       <w:r>
-        <w:t>Employee's Signature:</w:t>
-      </w:r>
-      <w:r>
-        <w:tab/>
-      </w:r>
-      <w:r>
-        <w:t>{{ employee_signature }}    Date: {{ employee_sign_date }}</w:t>
-      </w:r>
-    </w:p>
-    <w:p/>
-    <w:p/>
+        <w:rPr>
+          <w:rFonts w:ascii="Times New Roman" w:hAnsi="Times New Roman"/>
+          <w:b/>
+          <w:sz w:val="24"/>
+          <w:szCs w:val="24"/>
+        </w:rPr>
+        <w:t xml:space="preserve"> </w:t>
+      </w:r>
+      <w:r>
+        <w:rPr>
+          <w:rFonts w:ascii="Times New Roman" w:hAnsi="Times New Roman"/>
+          <w:b/>
+          <w:sz w:val="24"/>
+          <w:szCs w:val="24"/>
+        </w:rPr>
+        <w:t>Employee’s Signature:</w:t>
+      </w:r>
+      <w:r>
+        <w:rPr>
+          <w:rFonts w:ascii="Times New Roman" w:hAnsi="Times New Roman"/>
+          <w:b/>
+          <w:sz w:val="24"/>
+          <w:szCs w:val="24"/>
+        </w:rPr>
+        <w:tab/>
+      </w:r>
+      <w:r>
+        <w:rPr>
+          <w:rFonts w:ascii="Times New Roman" w:hAnsi="Times New Roman"/>
+          <w:b/>
+          <w:sz w:val="24"/>
+          <w:szCs w:val="24"/>
+        </w:rPr>
+        <w:tab/>
+      </w:r>
+      <w:r>
+        <w:rPr>
+          <w:rFonts w:ascii="Times New Roman" w:hAnsi="Times New Roman"/>
+          <w:b/>
+          <w:color w:val="D9D9D9"/>
+          <w:sz w:val="24"/>
+          <w:szCs w:val="24"/>
+        </w:rPr>
+        <w:t xml:space="preserve">Sign </w:t>
+      </w:r>
+      <w:r>
+        <w:rPr>
+          <w:rFonts w:ascii="Times New Roman" w:hAnsi="Times New Roman"/>
+          <w:b/>
+          <w:color w:val="D9D9D9"/>
+          <w:sz w:val="24"/>
+          <w:szCs w:val="24"/>
+        </w:rPr>
+        <w:tab/>
+      </w:r>
+      <w:r>
+        <w:rPr>
+          <w:rFonts w:ascii="Times New Roman" w:hAnsi="Times New Roman"/>
+          <w:b/>
+          <w:color w:val="000000"/>
+          <w:sz w:val="24"/>
+          <w:szCs w:val="24"/>
+        </w:rPr>
+        <w:tab/>
+      </w:r>
+      <w:r>
+        <w:rPr>
+          <w:rFonts w:ascii="Times New Roman" w:hAnsi="Times New Roman"/>
+          <w:b/>
+          <w:color w:val="000000"/>
+          <w:sz w:val="24"/>
+          <w:szCs w:val="24"/>
+        </w:rPr>
+        <w:tab/>
+      </w:r>
+      <w:r>
+        <w:rPr>
+          <w:rFonts w:ascii="Times New Roman" w:hAnsi="Times New Roman"/>
+          <w:b/>
+          <w:color w:val="000000"/>
+          <w:sz w:val="24"/>
+          <w:szCs w:val="24"/>
+        </w:rPr>
+        <w:tab/>
+        <w:t>Date</w:t>
+      </w:r>
+      <w:r>
+        <w:rPr>
+          <w:rFonts w:ascii="Times New Roman" w:hAnsi="Times New Roman"/>
+          <w:b/>
+          <w:color w:val="000000"/>
+          <w:sz w:val="24"/>
+          <w:szCs w:val="24"/>
+        </w:rPr>
+        <w:t xml:space="preserve">: </w:t>
+      </w:r>
+      <w:r>
+        <w:rPr>
+          <w:rFonts w:ascii="Times New Roman" w:hAnsi="Times New Roman"/>
+          <w:b/>
+          <w:color w:val="000000"/>
+          <w:sz w:val="24"/>
+          <w:szCs w:val="24"/>
+        </w:rPr>
+        <w:tab/>
+      </w:r>
+      <w:r>
+        <w:rPr>
+          <w:rFonts w:ascii="Times New Roman" w:hAnsi="Times New Roman"/>
+          <w:b/>
+          <w:sz w:val="24"/>
+          <w:szCs w:val="24"/>
+        </w:rPr>
+        <w:tab/>
+      </w:r>
+      <w:r>
+        <w:rPr>
+          <w:rFonts w:ascii="Times New Roman" w:hAnsi="Times New Roman"/>
+          <w:b/>
+          <w:sz w:val="24"/>
+          <w:szCs w:val="24"/>
+        </w:rPr>
+        <w:tab/>
+      </w:r>
+    </w:p>
+    <w:p>
+      <w:r>
+        <w:t>{{ employee_signature }}</w:t>
+      </w:r>
+    </w:p>
+    <w:p>
+      <w:r>
+        <w:t>Date: {{ employee_sign_date }}</w:t>
+      </w:r>
+    </w:p>
     <w:p>
       <w:pPr>
         <w:rPr>
@@ -776,11 +979,12 @@
         </w:rPr>
         <w:t>Name:</w:t>
       </w:r>
-      <w:r>
-        <w:t xml:space="preserve"> {{ reporting_to_name }}</w:t>
-      </w:r>
-    </w:p>
-    <w:p/>
+    </w:p>
+    <w:p>
+      <w:r>
+        <w:t>{{ reporting_to_name }}</w:t>
+      </w:r>
+    </w:p>
     <w:p>
       <w:pPr>
         <w:pBdr>
@@ -824,11 +1028,12 @@
         </w:rPr>
         <w:t>:</w:t>
       </w:r>
-      <w:r>
-        <w:t xml:space="preserve"> {{ reporting_to_designation }}</w:t>
-      </w:r>
-    </w:p>
-    <w:p/>
+    </w:p>
+    <w:p>
+      <w:r>
+        <w:t>{{ reporting_to_designation }}</w:t>
+      </w:r>
+    </w:p>
     <w:p>
       <w:pPr>
         <w:pBdr>
@@ -863,11 +1068,12 @@
         </w:rPr>
         <w:tab/>
       </w:r>
-      <w:r>
-        <w:t xml:space="preserve"> {{ reporting_to_contact }}</w:t>
-      </w:r>
-    </w:p>
-    <w:p/>
+    </w:p>
+    <w:p>
+      <w:r>
+        <w:t>{{ reporting_to_contact }}</w:t>
+      </w:r>
+    </w:p>
     <w:p>
       <w:pPr>
         <w:pBdr>
@@ -877,28 +1083,251 @@
           <w:right w:val="single" w:sz="4" w:space="4" w:color="auto"/>
           <w:between w:val="single" w:sz="4" w:space="1" w:color="auto"/>
         </w:pBdr>
-        <w:tabs>
-          <w:tab w:pos="4680" w:val="center"/>
-        </w:tabs>
-        <w:rPr>
-          <w:rFonts w:ascii="Times New Roman" w:hAnsi="Times New Roman"/>
-          <w:b/>
-          <w:sz w:val="24"/>
-          <w:szCs w:val="24"/>
-        </w:rPr>
-      </w:pPr>
-      <w:r>
+        <w:rPr>
+          <w:rFonts w:ascii="Times New Roman" w:hAnsi="Times New Roman"/>
+          <w:b/>
+          <w:sz w:val="24"/>
+          <w:szCs w:val="24"/>
+        </w:rPr>
+      </w:pPr>
+      <w:r>
+        <w:rPr>
+          <w:rFonts w:ascii="Times New Roman" w:hAnsi="Times New Roman"/>
+          <w:b/>
+          <w:sz w:val="24"/>
+          <w:szCs w:val="24"/>
+        </w:rPr>
+        <w:t xml:space="preserve"> </w:t>
+      </w:r>
+      <w:r>
+        <w:rPr>
+          <w:rFonts w:ascii="Times New Roman" w:hAnsi="Times New Roman"/>
+          <w:b/>
+          <w:sz w:val="24"/>
+          <w:szCs w:val="24"/>
+        </w:rPr>
         <w:t>Signature:</w:t>
       </w:r>
       <w:r>
-        <w:tab/>
-      </w:r>
-      <w:r>
-        <w:t>{{ reporting_to_signature }}    Date: {{ reporting_sign_date }}</w:t>
-      </w:r>
-    </w:p>
-    <w:p/>
-    <w:p/>
+        <w:rPr>
+          <w:rFonts w:ascii="Times New Roman" w:hAnsi="Times New Roman"/>
+          <w:b/>
+          <w:sz w:val="24"/>
+          <w:szCs w:val="24"/>
+        </w:rPr>
+        <w:tab/>
+      </w:r>
+      <w:r>
+        <w:rPr>
+          <w:rFonts w:ascii="Times New Roman" w:hAnsi="Times New Roman"/>
+          <w:b/>
+          <w:sz w:val="24"/>
+          <w:szCs w:val="24"/>
+        </w:rPr>
+        <w:tab/>
+      </w:r>
+      <w:r>
+        <w:rPr>
+          <w:rFonts w:ascii="Times New Roman" w:hAnsi="Times New Roman"/>
+          <w:b/>
+          <w:sz w:val="24"/>
+          <w:szCs w:val="24"/>
+        </w:rPr>
+        <w:tab/>
+      </w:r>
+      <w:r>
+        <w:rPr>
+          <w:rFonts w:ascii="Times New Roman" w:hAnsi="Times New Roman"/>
+          <w:b/>
+          <w:sz w:val="24"/>
+          <w:szCs w:val="24"/>
+        </w:rPr>
+        <w:tab/>
+      </w:r>
+      <w:r>
+        <w:rPr>
+          <w:rFonts w:ascii="Times New Roman" w:hAnsi="Times New Roman"/>
+          <w:b/>
+          <w:color w:val="D9D9D9"/>
+          <w:sz w:val="24"/>
+          <w:szCs w:val="24"/>
+        </w:rPr>
+        <w:t>Sign</w:t>
+      </w:r>
+      <w:r>
+        <w:rPr>
+          <w:rFonts w:ascii="Times New Roman" w:hAnsi="Times New Roman"/>
+          <w:b/>
+          <w:sz w:val="24"/>
+          <w:szCs w:val="24"/>
+        </w:rPr>
+        <w:tab/>
+      </w:r>
+      <w:r>
+        <w:rPr>
+          <w:rFonts w:ascii="Times New Roman" w:hAnsi="Times New Roman"/>
+          <w:b/>
+          <w:sz w:val="24"/>
+          <w:szCs w:val="24"/>
+        </w:rPr>
+        <w:tab/>
+      </w:r>
+      <w:r>
+        <w:rPr>
+          <w:rFonts w:ascii="Times New Roman" w:hAnsi="Times New Roman"/>
+          <w:b/>
+          <w:sz w:val="24"/>
+          <w:szCs w:val="24"/>
+        </w:rPr>
+        <w:tab/>
+      </w:r>
+      <w:r>
+        <w:rPr>
+          <w:rFonts w:ascii="Times New Roman" w:hAnsi="Times New Roman"/>
+          <w:b/>
+          <w:sz w:val="24"/>
+          <w:szCs w:val="24"/>
+        </w:rPr>
+        <w:tab/>
+      </w:r>
+      <w:r>
+        <w:rPr>
+          <w:rFonts w:ascii="Times New Roman" w:hAnsi="Times New Roman"/>
+          <w:b/>
+          <w:color w:val="000000"/>
+          <w:sz w:val="24"/>
+          <w:szCs w:val="24"/>
+        </w:rPr>
+        <w:t>Date:</w:t>
+      </w:r>
+      <w:r>
+        <w:rPr>
+          <w:rFonts w:ascii="Times New Roman" w:hAnsi="Times New Roman"/>
+          <w:b/>
+          <w:sz w:val="24"/>
+          <w:szCs w:val="24"/>
+        </w:rPr>
+        <w:tab/>
+      </w:r>
+      <w:r>
+        <w:rPr>
+          <w:rFonts w:ascii="Times New Roman" w:hAnsi="Times New Roman"/>
+          <w:b/>
+          <w:sz w:val="24"/>
+          <w:szCs w:val="24"/>
+        </w:rPr>
+        <w:tab/>
+      </w:r>
+      <w:r>
+        <w:rPr>
+          <w:rFonts w:ascii="Times New Roman" w:hAnsi="Times New Roman"/>
+          <w:b/>
+          <w:sz w:val="24"/>
+          <w:szCs w:val="24"/>
+        </w:rPr>
+        <w:tab/>
+      </w:r>
+      <w:r>
+        <w:rPr>
+          <w:rFonts w:ascii="Times New Roman" w:hAnsi="Times New Roman"/>
+          <w:b/>
+          <w:sz w:val="24"/>
+          <w:szCs w:val="24"/>
+        </w:rPr>
+        <w:tab/>
+      </w:r>
+      <w:r>
+        <w:rPr>
+          <w:rFonts w:ascii="Times New Roman" w:hAnsi="Times New Roman"/>
+          <w:b/>
+          <w:sz w:val="24"/>
+          <w:szCs w:val="24"/>
+        </w:rPr>
+        <w:tab/>
+      </w:r>
+      <w:r>
+        <w:rPr>
+          <w:rFonts w:ascii="Times New Roman" w:hAnsi="Times New Roman"/>
+          <w:b/>
+          <w:sz w:val="24"/>
+          <w:szCs w:val="24"/>
+        </w:rPr>
+        <w:tab/>
+      </w:r>
+      <w:r>
+        <w:rPr>
+          <w:rFonts w:ascii="Times New Roman" w:hAnsi="Times New Roman"/>
+          <w:b/>
+          <w:sz w:val="24"/>
+          <w:szCs w:val="24"/>
+        </w:rPr>
+        <w:tab/>
+      </w:r>
+      <w:r>
+        <w:rPr>
+          <w:rFonts w:ascii="Times New Roman" w:hAnsi="Times New Roman"/>
+          <w:b/>
+          <w:sz w:val="24"/>
+          <w:szCs w:val="24"/>
+        </w:rPr>
+        <w:tab/>
+      </w:r>
+      <w:r>
+        <w:rPr>
+          <w:rFonts w:ascii="Times New Roman" w:hAnsi="Times New Roman"/>
+          <w:b/>
+          <w:sz w:val="24"/>
+          <w:szCs w:val="24"/>
+        </w:rPr>
+        <w:tab/>
+      </w:r>
+      <w:r>
+        <w:rPr>
+          <w:rFonts w:ascii="Times New Roman" w:hAnsi="Times New Roman"/>
+          <w:b/>
+          <w:sz w:val="24"/>
+          <w:szCs w:val="24"/>
+        </w:rPr>
+        <w:tab/>
+      </w:r>
+      <w:r>
+        <w:rPr>
+          <w:rFonts w:ascii="Times New Roman" w:hAnsi="Times New Roman"/>
+          <w:b/>
+          <w:sz w:val="24"/>
+          <w:szCs w:val="24"/>
+        </w:rPr>
+        <w:tab/>
+      </w:r>
+      <w:r>
+        <w:rPr>
+          <w:rFonts w:ascii="Times New Roman" w:hAnsi="Times New Roman"/>
+          <w:b/>
+          <w:sz w:val="24"/>
+          <w:szCs w:val="24"/>
+        </w:rPr>
+        <w:tab/>
+      </w:r>
+      <w:r>
+        <w:rPr>
+          <w:rFonts w:ascii="Times New Roman" w:hAnsi="Times New Roman"/>
+          <w:b/>
+          <w:sz w:val="24"/>
+          <w:szCs w:val="24"/>
+        </w:rPr>
+        <w:tab/>
+      </w:r>
+    </w:p>
+    <w:p>
+      <w:r>
+        <w:t>{{ reporting_to_signature }}</w:t>
+      </w:r>
+    </w:p>
+    <w:p>
+      <w:r>
+        <w:t>Date: {{ reporting_sign_date }}</w:t>
+      </w:r>
+    </w:p>
     <w:p>
       <w:pPr>
         <w:jc w:val="both"/>
